--- a/docx/word/17_轴承寿命预测与故障诊断系统_用户使用手册_zyj.docx
+++ b/docx/word/17_轴承寿命预测与故障诊断系统_用户使用手册_zyj.docx
@@ -259,7 +259,7 @@
         <w:pStyle w:val="Compact"/>
       </w:pPr>
       <w:r>
-        <w:t xml:space="preserve">启动 Jupyter 或 IDE，打开</w:t>
+        <w:t xml:space="preserve">使用</w:t>
       </w:r>
       <w:r>
         <w:t xml:space="preserve"> </w:t>
@@ -268,13 +268,13 @@
         <w:rPr>
           <w:rStyle w:val="VerbatimChar"/>
         </w:rPr>
-        <w:t xml:space="preserve">examples/3-papers</w:t>
+        <w:t xml:space="preserve">phm</w:t>
       </w:r>
       <w:r>
         <w:t xml:space="preserve"> </w:t>
       </w:r>
       <w:r>
-        <w:t xml:space="preserve">下的 Notebook。</w:t>
+        <w:t xml:space="preserve">命令先运行数据分析，再运行 PHM2012 RUL 和 XJTU-SY Fault 主线训练。</w:t>
       </w:r>
     </w:p>
     <w:p>
@@ -286,7 +286,7 @@
         <w:pStyle w:val="Compact"/>
       </w:pPr>
       <w:r>
-        <w:t xml:space="preserve">先运行 PHM2012 RUL 主线，再运行 XJTU-SY 故障诊断主线。</w:t>
+        <w:t xml:space="preserve">运行 benchmark，检查传统 baseline、sktime baseline 和深度模型的统一指标。</w:t>
       </w:r>
     </w:p>
     <w:p>
@@ -298,7 +298,22 @@
         <w:pStyle w:val="Compact"/>
       </w:pPr>
       <w:r>
-        <w:t xml:space="preserve">查看 Notebook 输出的指标表、特征图、训练曲线和混淆矩阵。</w:t>
+        <w:t xml:space="preserve">查看</w:t>
+      </w:r>
+      <w:r>
+        <w:t xml:space="preserve"> </w:t>
+      </w:r>
+      <w:r>
+        <w:rPr>
+          <w:rStyle w:val="VerbatimChar"/>
+        </w:rPr>
+        <w:t xml:space="preserve">outputs/runs/&lt;timestamp&gt;_&lt;task&gt;/</w:t>
+      </w:r>
+      <w:r>
+        <w:t xml:space="preserve"> </w:t>
+      </w:r>
+      <w:r>
+        <w:t xml:space="preserve">下的指标表、预测 CSV、特征图、训练曲线和混淆矩阵。</w:t>
       </w:r>
     </w:p>
     <w:bookmarkEnd w:id="20"/>
@@ -314,10 +329,13 @@
     <w:tbl>
       <w:tblPr>
         <w:tblStyle w:val="Table"/>
-        <w:tblW w:type="pct" w:w="0.0"/>
+        <w:tblW w:type="pct" w:w="5000.0"/>
         <w:tblLook w:firstRow="1" w:lastRow="0" w:firstColumn="0" w:lastColumn="0" w:noHBand="0" w:noVBand="0" w:val="0020"/>
       </w:tblPr>
-      <w:tblGrid/>
+      <w:tblGrid>
+        <w:gridCol w:w="3960"/>
+        <w:gridCol w:w="3960"/>
+      </w:tblGrid>
       <w:tr>
         <w:tc>
           <w:p>
@@ -353,18 +371,18 @@
               <w:rPr>
                 <w:rStyle w:val="VerbatimChar"/>
               </w:rPr>
-              <w:t xml:space="preserve">examples/3-papers/PHM2012_RUL_CBAM_CNN_LSTM.ipynb</w:t>
-            </w:r>
-          </w:p>
-        </w:tc>
-        <w:tc>
-          <w:p>
-            <w:pPr>
-              <w:pStyle w:val="Compact"/>
-              <w:jc w:val="left"/>
-            </w:pPr>
-            <w:r>
-              <w:t xml:space="preserve">PHM2012 RUL 论文主线复现</w:t>
+              <w:t xml:space="preserve">uv run phm analyze --task all --full</w:t>
+            </w:r>
+          </w:p>
+        </w:tc>
+        <w:tc>
+          <w:p>
+            <w:pPr>
+              <w:pStyle w:val="Compact"/>
+              <w:jc w:val="left"/>
+            </w:pPr>
+            <w:r>
+              <w:t xml:space="preserve">生成数据集卡片、特征分析、模型架构图</w:t>
             </w:r>
           </w:p>
         </w:tc>
@@ -380,7 +398,34 @@
               <w:rPr>
                 <w:rStyle w:val="VerbatimChar"/>
               </w:rPr>
-              <w:t xml:space="preserve">examples/3-papers/XJTU_Fault_CNN_LSTM.ipynb</w:t>
+              <w:t xml:space="preserve">uv run phm train --task rul --preset paper --full --device auto</w:t>
+            </w:r>
+          </w:p>
+        </w:tc>
+        <w:tc>
+          <w:p>
+            <w:pPr>
+              <w:pStyle w:val="Compact"/>
+              <w:jc w:val="left"/>
+            </w:pPr>
+            <w:r>
+              <w:t xml:space="preserve">PHM2012 RUL 论文主线复现</w:t>
+            </w:r>
+          </w:p>
+        </w:tc>
+      </w:tr>
+      <w:tr>
+        <w:tc>
+          <w:p>
+            <w:pPr>
+              <w:pStyle w:val="Compact"/>
+              <w:jc w:val="left"/>
+            </w:pPr>
+            <w:r>
+              <w:rPr>
+                <w:rStyle w:val="VerbatimChar"/>
+              </w:rPr>
+              <w:t xml:space="preserve">uv run phm train --task fault --preset paper --full --device auto</w:t>
             </w:r>
           </w:p>
         </w:tc>
@@ -392,6 +437,60 @@
             </w:pPr>
             <w:r>
               <w:t xml:space="preserve">XJTU-SY 故障诊断论文主线复现</w:t>
+            </w:r>
+          </w:p>
+        </w:tc>
+      </w:tr>
+      <w:tr>
+        <w:tc>
+          <w:p>
+            <w:pPr>
+              <w:pStyle w:val="Compact"/>
+              <w:jc w:val="left"/>
+            </w:pPr>
+            <w:r>
+              <w:rPr>
+                <w:rStyle w:val="VerbatimChar"/>
+              </w:rPr>
+              <w:t xml:space="preserve">uv run phm benchmark --task all --baselines all --full</w:t>
+            </w:r>
+          </w:p>
+        </w:tc>
+        <w:tc>
+          <w:p>
+            <w:pPr>
+              <w:pStyle w:val="Compact"/>
+              <w:jc w:val="left"/>
+            </w:pPr>
+            <w:r>
+              <w:t xml:space="preserve">统一 baseline 对比</w:t>
+            </w:r>
+          </w:p>
+        </w:tc>
+      </w:tr>
+      <w:tr>
+        <w:tc>
+          <w:p>
+            <w:pPr>
+              <w:pStyle w:val="Compact"/>
+              <w:jc w:val="left"/>
+            </w:pPr>
+            <w:r>
+              <w:rPr>
+                <w:rStyle w:val="VerbatimChar"/>
+              </w:rPr>
+              <w:t xml:space="preserve">examples/3-papers/</w:t>
+            </w:r>
+          </w:p>
+        </w:tc>
+        <w:tc>
+          <w:p>
+            <w:pPr>
+              <w:pStyle w:val="Compact"/>
+              <w:jc w:val="left"/>
+            </w:pPr>
+            <w:r>
+              <w:t xml:space="preserve">辅助查看复现实验过程</w:t>
             </w:r>
           </w:p>
         </w:tc>
